--- a/TY_Robotics_Lab/Assignment_10/245109074_Atharv_Kulkarni_Assignment_10_Implementation_Of_Capstone_For_Dobot_Magician.docx
+++ b/TY_Robotics_Lab/Assignment_10/245109074_Atharv_Kulkarni_Assignment_10_Implementation_Of_Capstone_For_Dobot_Magician.docx
@@ -164,12 +164,24 @@
         </w:rPr>
         <w:t xml:space="preserve">GitHub Link: </w:t>
       </w:r>
-      <w:r>
-        <w:rPr>
+      <w:hyperlink r:id="rId2">
+        <w:r>
+          <w:rPr>
+            <w:rStyle w:val="Hyperlink"/>
+            <w:b/>
+            <w:color w:val="000000"/>
+            <w:highlight w:val="yellow"/>
+          </w:rPr>
+          <w:t>https://github.com/Atharv-K-979/WCE-Labs-Material/blob/main/TY_Robotics_Lab/Assignment_10/Session8_Capstone(1).ipynb</w:t>
+        </w:r>
+      </w:hyperlink>
+      <w:r>
+        <w:rPr>
+          <w:b/>
           <w:color w:val="000000"/>
           <w:highlight w:val="yellow"/>
         </w:rPr>
-        <w:t>[Add GitHub repository/work link here]</w:t>
+        <w:t xml:space="preserve"> </w:t>
       </w:r>
     </w:p>
     <w:p>
@@ -330,24 +342,6 @@
           <w:color w:val="000000"/>
         </w:rPr>
         <w:t>To evaluate sorting performance over five trials using success rate and elapsed time.</w:t>
-      </w:r>
-    </w:p>
-    <w:p>
-      <w:pPr>
-        <w:pStyle w:val="ListBullet"/>
-        <w:numPr>
-          <w:ilvl w:val="0"/>
-          <w:numId w:val="1"/>
-        </w:numPr>
-        <w:rPr>
-          <w:color w:val="000000"/>
-        </w:rPr>
-      </w:pPr>
-      <w:r>
-        <w:rPr>
-          <w:color w:val="000000"/>
-        </w:rPr>
-        <w:t>To identify possible improvements for reliability, sensing, trajectory planning, and execution efficiency.</w:t>
       </w:r>
     </w:p>
     <w:p>
@@ -515,7 +509,7 @@
                     </pic:cNvPicPr>
                   </pic:nvPicPr>
                   <pic:blipFill>
-                    <a:blip r:embed="rId2"/>
+                    <a:blip r:embed="rId3"/>
                     <a:stretch>
                       <a:fillRect/>
                     </a:stretch>
@@ -900,7 +894,7 @@
                     </pic:cNvPicPr>
                   </pic:nvPicPr>
                   <pic:blipFill>
-                    <a:blip r:embed="rId3"/>
+                    <a:blip r:embed="rId4"/>
                     <a:stretch>
                       <a:fillRect/>
                     </a:stretch>
@@ -1045,7 +1039,7 @@
                     </pic:cNvPicPr>
                   </pic:nvPicPr>
                   <pic:blipFill>
-                    <a:blip r:embed="rId4"/>
+                    <a:blip r:embed="rId5"/>
                     <a:stretch>
                       <a:fillRect/>
                     </a:stretch>
@@ -1104,7 +1098,7 @@
                     </pic:cNvPicPr>
                   </pic:nvPicPr>
                   <pic:blipFill>
-                    <a:blip r:embed="rId5"/>
+                    <a:blip r:embed="rId6"/>
                     <a:stretch>
                       <a:fillRect/>
                     </a:stretch>
@@ -1254,7 +1248,7 @@
                     </pic:cNvPicPr>
                   </pic:nvPicPr>
                   <pic:blipFill>
-                    <a:blip r:embed="rId6"/>
+                    <a:blip r:embed="rId7"/>
                     <a:stretch>
                       <a:fillRect/>
                     </a:stretch>
@@ -1508,7 +1502,7 @@
                     </pic:cNvPicPr>
                   </pic:nvPicPr>
                   <pic:blipFill>
-                    <a:blip r:embed="rId7"/>
+                    <a:blip r:embed="rId8"/>
                     <a:stretch>
                       <a:fillRect/>
                     </a:stretch>
@@ -1762,7 +1756,7 @@
                     </pic:cNvPicPr>
                   </pic:nvPicPr>
                   <pic:blipFill>
-                    <a:blip r:embed="rId8"/>
+                    <a:blip r:embed="rId9"/>
                     <a:stretch>
                       <a:fillRect/>
                     </a:stretch>
@@ -2029,7 +2023,7 @@
                     </pic:cNvPicPr>
                   </pic:nvPicPr>
                   <pic:blipFill>
-                    <a:blip r:embed="rId9"/>
+                    <a:blip r:embed="rId10"/>
                     <a:stretch>
                       <a:fillRect/>
                     </a:stretch>
@@ -2374,7 +2368,7 @@
                     </pic:cNvPicPr>
                   </pic:nvPicPr>
                   <pic:blipFill>
-                    <a:blip r:embed="rId10"/>
+                    <a:blip r:embed="rId11"/>
                     <a:stretch>
                       <a:fillRect/>
                     </a:stretch>
@@ -2810,7 +2804,7 @@
                     </pic:cNvPicPr>
                   </pic:nvPicPr>
                   <pic:blipFill>
-                    <a:blip r:embed="rId11"/>
+                    <a:blip r:embed="rId12"/>
                     <a:stretch>
                       <a:fillRect/>
                     </a:stretch>
@@ -3096,9 +3090,9 @@
       </w:r>
     </w:p>
     <w:sectPr>
-      <w:footerReference w:type="even" r:id="rId12"/>
-      <w:footerReference w:type="default" r:id="rId13"/>
-      <w:footerReference w:type="first" r:id="rId14"/>
+      <w:footerReference w:type="even" r:id="rId13"/>
+      <w:footerReference w:type="default" r:id="rId14"/>
+      <w:footerReference w:type="first" r:id="rId15"/>
       <w:type w:val="nextPage"/>
       <w:pgSz w:w="12240" w:h="15840"/>
       <w:pgMar w:left="1224" w:right="1224" w:gutter="0" w:header="0" w:top="1008" w:footer="720" w:bottom="1008"/>
@@ -4769,6 +4763,13 @@
       <w:bCs/>
       <w:smallCaps/>
       <w:spacing w:val="5"/>
+    </w:rPr>
+  </w:style>
+  <w:style w:type="character" w:styleId="Hyperlink">
+    <w:name w:val="Hyperlink"/>
+    <w:rPr>
+      <w:color w:val="000080"/>
+      <w:u w:val="single"/>
     </w:rPr>
   </w:style>
   <w:style w:type="paragraph" w:styleId="Heading">
